--- a/Peer_Evaluation_Reflection.docx
+++ b/Peer_Evaluation_Reflection.docx
@@ -8,13 +8,7 @@
         <w:jc w:val="center"/>
       </w:pPr>
       <w:r>
-        <w:t>Integrated Security Assignment (PE02)</w:t>
-      </w:r>
-      <w:r>
-        <w:t xml:space="preserve"> - </w:t>
-      </w:r>
-      <w:r>
-        <w:t>Peer Evaluation &amp; Reflection</w:t>
+        <w:t>Integrated Security Assignment (PE02) - Peer Evaluation &amp; Reflection</w:t>
       </w:r>
     </w:p>
     <w:p>
@@ -28,13 +22,7 @@
         <w:rPr>
           <w:u w:val="single"/>
         </w:rPr>
-        <w:t>Bjorn</w:t>
-      </w:r>
-      <w:r>
-        <w:rPr>
-          <w:u w:val="single"/>
-        </w:rPr>
-        <w:t>:</w:t>
+        <w:t>Bjorn:</w:t>
       </w:r>
     </w:p>
     <w:p>
@@ -69,16 +57,29 @@
         <w:rPr>
           <w:u w:val="single"/>
         </w:rPr>
-        <w:t>Timur</w:t>
-      </w:r>
-      <w:r>
-        <w:rPr>
-          <w:u w:val="single"/>
-        </w:rPr>
-        <w:t>:</w:t>
+        <w:t>Timur:</w:t>
       </w:r>
     </w:p>
-    <w:p/>
+    <w:p>
+      <w:r>
+        <w:t>Het idee is mee ontstaan tijdens de lessen Security Essentials, waar ik geïntrigeerd raakte door fileless malware. Na een brainstorm met Bjorn hebben we onze ideeën samengevoegd tot één geheel, met deze demo als resultaat.</w:t>
+      </w:r>
+    </w:p>
+    <w:p>
+      <w:r>
+        <w:t>Mijn bijdrage lag vooral aan de kant van de fileless-malwarecode zelf: het uitwerken van de PowerShell-payload die in-memory uitvoert en het analyseren van hoe die uitvoering zichtbaar wordt in de Windows-event-logs. Bjorn heeft die code daarna geïntegreerd in de bredere opstelling, met de WordPress-pagina als trigger en de Electron-applicatie als schakel tussen het custom protocol en PowerShell. Tijdens dat traject hebben we beiden inzicht gekregen in de diverse aanvalstechnieken die binnen het fileless paradigma mogelijk zijn: van het misbruiken van custom protocol handlers tot het in-memory uitvoeren van PowerShell-payloads.</w:t>
+      </w:r>
+    </w:p>
+    <w:p>
+      <w:r>
+        <w:t>De samenwerking met Bjorn verliep heel goed. Bij onduidelijkheden speelden we kort op de bal: we legden elkaar de relevante stukken kort uit en gingen daarna terug aan het werk. Taken werden eerlijk verdeeld en niemand bleef met een open vraag zitten.</w:t>
+      </w:r>
+    </w:p>
+    <w:p>
+      <w:r>
+        <w:t>Dit project heeft mijn blik op security verbreed. Niet alleen op het vlak van aanvalstechnieken, maar ook in wat een team op korte tijd kan opleveren wanneer beide leden met passie werken en weten waar ze mee bezig zijn.</w:t>
+      </w:r>
+    </w:p>
     <w:sectPr>
       <w:pgSz w:w="11906" w:h="16838"/>
       <w:pgMar w:top="993" w:right="1417" w:bottom="1417" w:left="1417" w:header="708" w:footer="708" w:gutter="0"/>
